--- a/data/rational_for_GLATAR.docx
+++ b/data/rational_for_GLATAR.docx
@@ -14,7 +14,13 @@
         <w:rPr>
           <w:color w:val="000000" w:themeColor="text1"/>
         </w:rPr>
-        <w:t>Rationale for GLATAR: the Great Lakes Aquatic Tissue Analysis Repository</w:t>
+        <w:t>Rationale for the Great Lakes Aquatic Tissue Analysis Repository</w:t>
+      </w:r>
+      <w:r>
+        <w:rPr>
+          <w:color w:val="000000" w:themeColor="text1"/>
+        </w:rPr>
+        <w:t xml:space="preserve"> (GLATAR)</w:t>
       </w:r>
     </w:p>
     <w:p/>
@@ -71,25 +77,7 @@
         <w:t>fatty acids</w:t>
       </w:r>
       <w:r>
-        <w:t xml:space="preserve">, </w:t>
-      </w:r>
-      <w:r>
-        <w:t>thiamine</w:t>
-      </w:r>
-      <w:r>
-        <w:t xml:space="preserve">, </w:t>
-      </w:r>
-      <w:r>
-        <w:t>mercury</w:t>
-      </w:r>
-      <w:r>
-        <w:t>,</w:t>
-      </w:r>
-      <w:r>
-        <w:t xml:space="preserve"> and PCB</w:t>
-      </w:r>
-      <w:r>
-        <w:t>s</w:t>
+        <w:t>, thiamine, mercury, and PCBs</w:t>
       </w:r>
       <w:r>
         <w:t>. This information is important for studying the flow of matter as well as energy in aquatic systems.</w:t>
